--- a/submission/SFR_submission/04_Figures/Figures_with_captions.docx
+++ b/submission/SFR_submission/04_Figures/Figures_with_captions.docx
@@ -59,7 +59,7 @@
         <w:rPr>
           <w:sz w:val="20"/>
         </w:rPr>
-        <w:t>Event-time effects of the first LSEG ESG score on valuation, size, and leverage</w:t>
+        <w:t>Event-time effects of the first LSEG ESG score on market-to-book ratio, market capitalization, leverage, and total assets</w:t>
       </w:r>
     </w:p>
     <w:p>
@@ -80,7 +80,109 @@
         <w:rPr>
           <w:sz w:val="18"/>
         </w:rPr>
-        <w:t>Markers show the estimates of Eq. (5) relative to event year −1 (set to zero), with bootstrap 95% intervals; open markers and dotted bars are years before the first score. Controls are never-scored firms with the covariates of Eq. (3), and event year 4 is not part of Eq. (6).</w:t>
+        <w:t>Markers show the estimates of Eq. (5) relative to event year −1 (set to zero), with bootstrap 95% intervals; open markers and dotted bars are years before the first score. Event year 4 is not part of Eq. (6).</w:t>
+      </w:r>
+    </w:p>
+    <w:p>
+      <w:pPr>
+        <w:spacing w:line="240" w:lineRule="auto" w:after="40" w:before="0"/>
+      </w:pPr>
+      <w:r>
+        <w:rPr>
+          <w:b/>
+          <w:sz w:val="18"/>
+        </w:rPr>
+        <w:t>Source(s):</w:t>
+      </w:r>
+      <w:r>
+        <w:t xml:space="preserve"> </w:t>
+      </w:r>
+      <w:r>
+        <w:rPr>
+          <w:sz w:val="18"/>
+        </w:rPr>
+        <w:t>Authors' own work based on LSEG ESG scores and Compustat Global data</w:t>
+      </w:r>
+    </w:p>
+    <w:p>
+      <w:pPr>
+        <w:jc w:val="center"/>
+      </w:pPr>
+      <w:r>
+        <w:drawing>
+          <wp:inline xmlns:a="http://schemas.openxmlformats.org/drawingml/2006/main" xmlns:pic="http://schemas.openxmlformats.org/drawingml/2006/picture">
+            <wp:extent cx="5486400" cy="5064369"/>
+            <wp:docPr id="2" name="Picture 2"/>
+            <wp:cNvGraphicFramePr>
+              <a:graphicFrameLocks noChangeAspect="1"/>
+            </wp:cNvGraphicFramePr>
+            <a:graphic>
+              <a:graphicData uri="http://schemas.openxmlformats.org/drawingml/2006/picture">
+                <pic:pic>
+                  <pic:nvPicPr>
+                    <pic:cNvPr id="0" name="Fig2.png"/>
+                    <pic:cNvPicPr/>
+                  </pic:nvPicPr>
+                  <pic:blipFill>
+                    <a:blip r:embed="rId11"/>
+                    <a:stretch>
+                      <a:fillRect/>
+                    </a:stretch>
+                  </pic:blipFill>
+                  <pic:spPr>
+                    <a:xfrm>
+                      <a:off x="0" y="0"/>
+                      <a:ext cx="5486400" cy="5064369"/>
+                    </a:xfrm>
+                    <a:prstGeom prst="rect"/>
+                  </pic:spPr>
+                </pic:pic>
+              </a:graphicData>
+            </a:graphic>
+          </wp:inline>
+        </w:drawing>
+      </w:r>
+    </w:p>
+    <w:p>
+      <w:pPr>
+        <w:spacing w:line="240" w:lineRule="auto" w:after="120" w:before="0"/>
+      </w:pPr>
+      <w:r>
+        <w:rPr>
+          <w:b/>
+          <w:sz w:val="20"/>
+        </w:rPr>
+        <w:t>Figure 2.</w:t>
+      </w:r>
+      <w:r>
+        <w:t xml:space="preserve">  </w:t>
+      </w:r>
+      <w:r>
+        <w:rPr>
+          <w:sz w:val="20"/>
+        </w:rPr>
+        <w:t>Event-time effects on market-to-book ratio and market capitalization by coverage wave</w:t>
+      </w:r>
+    </w:p>
+    <w:p>
+      <w:pPr>
+        <w:spacing w:line="240" w:lineRule="auto" w:after="40" w:before="0"/>
+      </w:pPr>
+      <w:r>
+        <w:rPr>
+          <w:b/>
+          <w:sz w:val="18"/>
+        </w:rPr>
+        <w:t>Note(s):</w:t>
+      </w:r>
+      <w:r>
+        <w:t xml:space="preserve"> </w:t>
+      </w:r>
+      <w:r>
+        <w:rPr>
+          <w:sz w:val="18"/>
+        </w:rPr>
+        <w:t>Markers show the estimates of Eq. (5) for each wave against all never-scored firms, with bootstrap 95% intervals; marker shape and line type identify the wave. All other cohorts are firms first scored outside the two waves.</w:t>
       </w:r>
     </w:p>
     <w:p>
